--- a/docs/reports/27_TV2_NguyenKieuThanh.docx
+++ b/docs/reports/27_TV2_NguyenKieuThanh.docx
@@ -930,12 +930,12 @@
         <w:pStyle w:val="Heading1"/>
       </w:pPr>
       <w:r>
-        <w:t>2 Sử dụng AI và tự kiểm chứng</w:t>
+        <w:t>2 Sử dụng AI trong phần việc</w:t>
       </w:r>
     </w:p>
     <w:p>
       <w:r>
-        <w:t>AI hỗ trợ chia nhỏ yêu cầu tìm kiếm và đề xuất nội dung thông báo trên giao diện. Các gợi ý được đối chiếu lại với dữ liệu thực tế: sách còn trong products chưa chắc còn bản được bán. Với đánh giá, cần kiểm tra quyền mua ở server trước khi gọi upload; việc ẩn nút chỉ giúp giao diện rõ hơn, không thay thế phân quyền.</w:t>
+        <w:t>Các prompt dưới đây được biên soạn và tái dựng theo phạm vi phát triển của Góc Sách, không phải bản xuất lịch sử chat. Thành viên đối chiếu với công việc thực tế trước khi dùng làm minh chứng. URL viết dạng path sử dụng base http://localhost:8080.</w:t>
       </w:r>
     </w:p>
     <w:p>
@@ -943,17 +943,20 @@
         <w:pStyle w:val="Heading2"/>
       </w:pPr>
       <w:r>
-        <w:t>Ví dụ yêu cầu gửi cho AI đã biên soạn lại</w:t>
+        <w:t>T01 Xây dựng tài khoản và cấp token cho API</w:t>
       </w:r>
     </w:p>
     <w:p>
       <w:r>
-        <w:t>Một đầu sách có nhiều bản với giá và tình trạng khác nhau ở nhiều shop. Hãy đề xuất truy vấn lọc và sắp xếp sao cho giá hiển thị chỉ tính những bản thực sự khớp bộ lọc, có phân trang ổn định.</w:t>
+        <w:t>Tôi phụ trách tài khoản của Góc Sách. Hãy đọc cấu hình Spring Security và luồng đăng ký, OTP, đăng nhập, quên mật khẩu hiện có trước khi sửa. Giữ các form /auth/register, /auth/activate, /auth/login và /auth/reset với CSRF; không tự chuyển thành /api/login. Hỗ trợ hoàn thiện POST /auth/api-token sau đăng nhập và hướng dẫn gọi GET /api/me bằng Bearer. Đề xuất test OTP sai hoặc hết hạn, gửi lại quá nhanh, thiếu CSRF, token hết hiệu lực sau logout hoặc khóa tài khoản. Dùng Mailpit để kiểm tra OTP ở môi trường demo. Giải thích rõ phần nào thuộc phiên web, phần nào thuộc JWT và điều kiện từ chối ở server.</w:t>
       </w:r>
     </w:p>
     <w:p>
+      <w:pPr>
+        <w:spacing w:after="280"/>
+      </w:pPr>
       <w:r>
-        <w:t>Prompt ở đây diễn đạt lại mục tiêu kỹ thuật để người đọc hiểu cách sử dụng công cụ; không phải bản sao hội thoại hoặc bằng chứng thời điểm một thành viên đã thực hiện. Không ghi nhận kết quả kiểm thử khi chưa chạy và không dùng AI để dựng lịch sử đóng góp.</w:t>
+        <w:t>Đầu ra cần lấy: luồng xác thực và ví dụ request đúng với source. Thành bàn giao cách lấy token cho Bảo và Khang; không coi cookie phiên là Bearer token.</w:t>
       </w:r>
     </w:p>
     <w:p>
@@ -961,315 +964,88 @@
         <w:pStyle w:val="Heading2"/>
       </w:pPr>
       <w:r>
-        <w:t>Cách tiếp nhận kết quả</w:t>
+        <w:t>T02 Phát triển catalog tìm kiếm và bảng xếp hạng</w:t>
       </w:r>
     </w:p>
-    <w:tbl>
-      <w:tblPr>
-        <w:tblW w:type="auto" w:w="0"/>
-        <w:tblLayout w:type="fixed"/>
-        <w:tblLook w:firstColumn="1" w:firstRow="1" w:lastColumn="0" w:lastRow="0" w:noHBand="0" w:noVBand="1" w:val="04A0"/>
-      </w:tblPr>
-      <w:tblGrid>
-        <w:gridCol w:w="4819"/>
-        <w:gridCol w:w="4819"/>
-      </w:tblGrid>
-      <w:tr>
-        <w:trPr>
-          <w:tblHeader/>
-          <w:cantSplit/>
-        </w:trPr>
-        <w:tc>
-          <w:tcPr>
-            <w:tcW w:type="dxa" w:w="4819"/>
-            <w:tcBorders>
-              <w:top w:val="single" w:sz="4" w:color="D9D9D9"/>
-              <w:left w:val="single" w:sz="4" w:color="D9D9D9"/>
-              <w:bottom w:val="single" w:sz="4" w:color="D9D9D9"/>
-              <w:right w:val="single" w:sz="4" w:color="D9D9D9"/>
-            </w:tcBorders>
-            <w:shd w:fill="293D34"/>
-          </w:tcPr>
-          <w:p>
-            <w:pPr>
-              <w:spacing w:after="100" w:before="80"/>
-            </w:pPr>
-            <w:r>
-              <w:rPr>
-                <w:b/>
-                <w:color w:val="FFFFFF"/>
-                <w:sz w:val="18"/>
-              </w:rPr>
-              <w:t>Bước</w:t>
-            </w:r>
-          </w:p>
-        </w:tc>
-        <w:tc>
-          <w:tcPr>
-            <w:tcW w:type="dxa" w:w="4819"/>
-            <w:tcBorders>
-              <w:top w:val="single" w:sz="4" w:color="D9D9D9"/>
-              <w:left w:val="single" w:sz="4" w:color="D9D9D9"/>
-              <w:bottom w:val="single" w:sz="4" w:color="D9D9D9"/>
-              <w:right w:val="single" w:sz="4" w:color="D9D9D9"/>
-            </w:tcBorders>
-            <w:shd w:fill="293D34"/>
-          </w:tcPr>
-          <w:p>
-            <w:pPr>
-              <w:spacing w:after="100" w:before="80"/>
-            </w:pPr>
-            <w:r>
-              <w:rPr>
-                <w:b/>
-                <w:color w:val="FFFFFF"/>
-                <w:sz w:val="18"/>
-              </w:rPr>
-              <w:t>Hoạt động và nhánh xử lý</w:t>
-            </w:r>
-          </w:p>
-        </w:tc>
-      </w:tr>
-      <w:tr>
-        <w:trPr>
-          <w:cantSplit/>
-        </w:trPr>
-        <w:tc>
-          <w:tcPr>
-            <w:tcW w:type="dxa" w:w="4819"/>
-            <w:tcBorders>
-              <w:top w:val="single" w:sz="4" w:color="D9D9D9"/>
-              <w:left w:val="single" w:sz="4" w:color="D9D9D9"/>
-              <w:bottom w:val="single" w:sz="4" w:color="D9D9D9"/>
-              <w:right w:val="single" w:sz="4" w:color="D9D9D9"/>
-            </w:tcBorders>
-          </w:tcPr>
-          <w:p>
-            <w:pPr>
-              <w:spacing w:after="100" w:before="80"/>
-            </w:pPr>
-            <w:r>
-              <w:rPr>
-                <w:sz w:val="18"/>
-              </w:rPr>
-              <w:t>1</w:t>
-            </w:r>
-          </w:p>
-        </w:tc>
-        <w:tc>
-          <w:tcPr>
-            <w:tcW w:type="dxa" w:w="4819"/>
-            <w:tcBorders>
-              <w:top w:val="single" w:sz="4" w:color="D9D9D9"/>
-              <w:left w:val="single" w:sz="4" w:color="D9D9D9"/>
-              <w:bottom w:val="single" w:sz="4" w:color="D9D9D9"/>
-              <w:right w:val="single" w:sz="4" w:color="D9D9D9"/>
-            </w:tcBorders>
-          </w:tcPr>
-          <w:p>
-            <w:pPr>
-              <w:spacing w:after="100" w:before="80"/>
-            </w:pPr>
-            <w:r>
-              <w:rPr>
-                <w:sz w:val="18"/>
-              </w:rPr>
-              <w:t>Đưa bối cảnh và ràng buộc cụ thể, tránh yêu cầu tạo toàn bộ chức năng mà không có quy tắc.</w:t>
-            </w:r>
-          </w:p>
-        </w:tc>
-      </w:tr>
-      <w:tr>
-        <w:trPr>
-          <w:cantSplit/>
-        </w:trPr>
-        <w:tc>
-          <w:tcPr>
-            <w:tcW w:type="dxa" w:w="4819"/>
-            <w:tcBorders>
-              <w:top w:val="single" w:sz="4" w:color="D9D9D9"/>
-              <w:left w:val="single" w:sz="4" w:color="D9D9D9"/>
-              <w:bottom w:val="single" w:sz="4" w:color="D9D9D9"/>
-              <w:right w:val="single" w:sz="4" w:color="D9D9D9"/>
-            </w:tcBorders>
-          </w:tcPr>
-          <w:p>
-            <w:pPr>
-              <w:spacing w:after="100" w:before="80"/>
-            </w:pPr>
-            <w:r>
-              <w:rPr>
-                <w:sz w:val="18"/>
-              </w:rPr>
-              <w:t>2</w:t>
-            </w:r>
-          </w:p>
-        </w:tc>
-        <w:tc>
-          <w:tcPr>
-            <w:tcW w:type="dxa" w:w="4819"/>
-            <w:tcBorders>
-              <w:top w:val="single" w:sz="4" w:color="D9D9D9"/>
-              <w:left w:val="single" w:sz="4" w:color="D9D9D9"/>
-              <w:bottom w:val="single" w:sz="4" w:color="D9D9D9"/>
-              <w:right w:val="single" w:sz="4" w:color="D9D9D9"/>
-            </w:tcBorders>
-          </w:tcPr>
-          <w:p>
-            <w:pPr>
-              <w:spacing w:after="100" w:before="80"/>
-            </w:pPr>
-            <w:r>
-              <w:rPr>
-                <w:sz w:val="18"/>
-              </w:rPr>
-              <w:t>Đọc phương án, đối chiếu với entity, service và quyền hiện có; bỏ gợi ý trái nghiệp vụ.</w:t>
-            </w:r>
-          </w:p>
-        </w:tc>
-      </w:tr>
-      <w:tr>
-        <w:trPr>
-          <w:cantSplit/>
-        </w:trPr>
-        <w:tc>
-          <w:tcPr>
-            <w:tcW w:type="dxa" w:w="4819"/>
-            <w:tcBorders>
-              <w:top w:val="single" w:sz="4" w:color="D9D9D9"/>
-              <w:left w:val="single" w:sz="4" w:color="D9D9D9"/>
-              <w:bottom w:val="single" w:sz="4" w:color="D9D9D9"/>
-              <w:right w:val="single" w:sz="4" w:color="D9D9D9"/>
-            </w:tcBorders>
-          </w:tcPr>
-          <w:p>
-            <w:pPr>
-              <w:spacing w:after="100" w:before="80"/>
-            </w:pPr>
-            <w:r>
-              <w:rPr>
-                <w:sz w:val="18"/>
-              </w:rPr>
-              <w:t>3</w:t>
-            </w:r>
-          </w:p>
-        </w:tc>
-        <w:tc>
-          <w:tcPr>
-            <w:tcW w:type="dxa" w:w="4819"/>
-            <w:tcBorders>
-              <w:top w:val="single" w:sz="4" w:color="D9D9D9"/>
-              <w:left w:val="single" w:sz="4" w:color="D9D9D9"/>
-              <w:bottom w:val="single" w:sz="4" w:color="D9D9D9"/>
-              <w:right w:val="single" w:sz="4" w:color="D9D9D9"/>
-            </w:tcBorders>
-          </w:tcPr>
-          <w:p>
-            <w:pPr>
-              <w:spacing w:after="100" w:before="80"/>
-            </w:pPr>
-            <w:r>
-              <w:rPr>
-                <w:sz w:val="18"/>
-              </w:rPr>
-              <w:t>Tích hợp phần nhỏ, chạy test liên quan rồi chạy verify trước khi bàn giao.</w:t>
-            </w:r>
-          </w:p>
-        </w:tc>
-      </w:tr>
-      <w:tr>
-        <w:trPr>
-          <w:cantSplit/>
-        </w:trPr>
-        <w:tc>
-          <w:tcPr>
-            <w:tcW w:type="dxa" w:w="4819"/>
-            <w:tcBorders>
-              <w:top w:val="single" w:sz="4" w:color="D9D9D9"/>
-              <w:left w:val="single" w:sz="4" w:color="D9D9D9"/>
-              <w:bottom w:val="single" w:sz="4" w:color="D9D9D9"/>
-              <w:right w:val="single" w:sz="4" w:color="D9D9D9"/>
-            </w:tcBorders>
-          </w:tcPr>
-          <w:p>
-            <w:pPr>
-              <w:spacing w:after="100" w:before="80"/>
-            </w:pPr>
-            <w:r>
-              <w:rPr>
-                <w:sz w:val="18"/>
-              </w:rPr>
-              <w:t>4</w:t>
-            </w:r>
-          </w:p>
-        </w:tc>
-        <w:tc>
-          <w:tcPr>
-            <w:tcW w:type="dxa" w:w="4819"/>
-            <w:tcBorders>
-              <w:top w:val="single" w:sz="4" w:color="D9D9D9"/>
-              <w:left w:val="single" w:sz="4" w:color="D9D9D9"/>
-              <w:bottom w:val="single" w:sz="4" w:color="D9D9D9"/>
-              <w:right w:val="single" w:sz="4" w:color="D9D9D9"/>
-            </w:tcBorders>
-          </w:tcPr>
-          <w:p>
-            <w:pPr>
-              <w:spacing w:after="100" w:before="80"/>
-            </w:pPr>
-            <w:r>
-              <w:rPr>
-                <w:sz w:val="18"/>
-              </w:rPr>
-              <w:t>Mở giao diện, đối chiếu dữ liệu và ghi rõ giới hạn chưa được kiểm tra với dịch vụ thật.</w:t>
-            </w:r>
-          </w:p>
-        </w:tc>
-      </w:tr>
-    </w:tbl>
-    <w:p/>
     <w:p>
       <w:r>
-        <w:drawing>
-          <wp:inline xmlns:a="http://schemas.openxmlformats.org/drawingml/2006/main" xmlns:pic="http://schemas.openxmlformats.org/drawingml/2006/picture">
-            <wp:extent cx="6048000" cy="2870022"/>
-            <wp:docPr id="1" name="Picture 1"/>
-            <wp:cNvGraphicFramePr>
-              <a:graphicFrameLocks noChangeAspect="1"/>
-            </wp:cNvGraphicFramePr>
-            <a:graphic>
-              <a:graphicData uri="http://schemas.openxmlformats.org/drawingml/2006/picture">
-                <pic:pic>
-                  <pic:nvPicPr>
-                    <pic:cNvPr id="0" name="rankings.png"/>
-                    <pic:cNvPicPr/>
-                  </pic:nvPicPr>
-                  <pic:blipFill>
-                    <a:blip r:embed="rId11"/>
-                    <a:stretch>
-                      <a:fillRect/>
-                    </a:stretch>
-                  </pic:blipFill>
-                  <pic:spPr>
-                    <a:xfrm>
-                      <a:off x="0" y="0"/>
-                      <a:ext cx="6048000" cy="2870022"/>
-                    </a:xfrm>
-                    <a:prstGeom prst="rect"/>
-                  </pic:spPr>
-                </pic:pic>
-              </a:graphicData>
-            </a:graphic>
-          </wp:inline>
-        </w:drawing>
+        <w:t>Hỗ trợ xây dựng GET /api/products, GET /api/products/{id} và GET /api/rankings/{sort} cho Góc Sách. Đầu sách và bản sách vật lý là hai đối tượng khác nhau. Truy vấn chỉ tính bản AVAILABLE, đã phân loại, thuộc shop hoạt động và danh mục đang bật. Giá hiển thị phải là giá thấp nhất của các bản khớp bộ lọc, không lấy giá của bản đã bán hoặc khác điều kiện. Đọc tham số lọc hiện có, bổ sung phân trang và thứ tự ổn định khi bằng điểm. Viết test cho bốn top 20: mới nhất, bán chạy, yêu thích, đánh giá; mỗi trang mười đầu sách. Đối chiếu điều kiện đơn được tính bán và review được tính điểm với service, rồi mô tả cách hiển thị khi không có kết quả.</w:t>
       </w:r>
     </w:p>
     <w:p>
       <w:pPr>
-        <w:pStyle w:val="Caption"/>
+        <w:spacing w:after="280"/>
       </w:pPr>
       <w:r>
-        <w:t>Giao diện minh họa từ ứng dụng local dùng dữ liệu giả.</w:t>
+        <w:t>Đầu ra cần lấy: truy vấn, DTO và test lọc đúng bản sách. Thành đối chiếu kết quả JSON với giao diện tìm kiếm và bảng xếp hạng.</w:t>
+      </w:r>
+    </w:p>
+    <w:p>
+      <w:r>
+        <w:br w:type="page"/>
+      </w:r>
+    </w:p>
+    <w:p>
+      <w:pPr>
+        <w:pStyle w:val="Heading1"/>
+      </w:pPr>
+      <w:r>
+        <w:t>2 Sử dụng AI trong phần việc tiếp theo</w:t>
+      </w:r>
+    </w:p>
+    <w:p>
+      <w:pPr>
+        <w:pStyle w:val="Heading2"/>
+      </w:pPr>
+      <w:r>
+        <w:t>T03 Hồ sơ địa chỉ và giỏ theo tài khoản</w:t>
+      </w:r>
+    </w:p>
+    <w:p>
+      <w:r>
+        <w:t>Hãy giúp tôi hoàn thiện API hồ sơ, địa chỉ, giỏ, yêu thích và đã xem bằng service hiện có: /api/account/profile, /api/account/addresses, /api/cart, /api/cart/items, /api/favorites và /api/recent-views. Lấy người dùng từ danh tính đã xác thực; không nhận userId từ client để chọn chủ dữ liệu. Đối chiếu method và DTO đang dùng trước khi viết controller. Giỏ lưu theo copyId vì mỗi bản có tình trạng và giá riêng; khi bản không còn khả dụng phải trả lỗi rõ ràng. Viết test sửa địa chỉ của người khác, thêm bản không thể bán, gửi lặp yêu thích và xem lại giỏ sau đăng nhập. Chuẩn bị dữ liệu giỏ cùng địa chỉ hợp lệ để Bảo tích hợp báo giá và checkout.</w:t>
+      </w:r>
+    </w:p>
+    <w:p>
+      <w:pPr>
+        <w:spacing w:after="280"/>
+      </w:pPr>
+      <w:r>
+        <w:t>Đầu ra cần lấy: API có kiểm tra quyền sở hữu, phản hồi lỗi dễ hiểu và dữ liệu bàn giao checkout. Không suy giá cuối cùng từ dữ liệu đang hiển thị trong giỏ.</w:t>
+      </w:r>
+    </w:p>
+    <w:p>
+      <w:pPr>
+        <w:pStyle w:val="Heading2"/>
+      </w:pPr>
+      <w:r>
+        <w:t>T04 Đánh giá sách và upload ảnh video</w:t>
+      </w:r>
+    </w:p>
+    <w:p>
+      <w:r>
+        <w:t>Đọc ReviewService rồi hỗ trợ hoàn thiện POST /api/products/{productId}/reviews và PUT /api/products/{productId}/reviews/mine, gồm JSON và multipart theo contract hiện tại. Chỉ người đã mua đầu sách trong đơn COMPLETED được đánh giá; mỗi người có một đánh giá cho đầu sách. Kiểm tra quyền trước khi upload, giới hạn nội dung và ảnh hoặc MP4 tối đa 5 MB theo cấu hình. Dùng adapter Cloudinary hiện có, trả lỗi hợp lý khi dịch vụ thất bại. Viết test người chưa mua, product không thuộc lịch sử mua, file sai loại hoặc quá lớn, sửa đánh giá người khác và review bị ẩn. Phối hợp với Khang để review ẩn không xuất hiện công khai hoặc làm sai điểm xếp hạng.</w:t>
+      </w:r>
+    </w:p>
+    <w:p>
+      <w:pPr>
+        <w:spacing w:after="280"/>
+      </w:pPr>
+      <w:r>
+        <w:t>Đầu ra cần lấy: API review/media, validation và test quyền mua. Ghi riêng kiểm thử adapter giả với kiểm tra upload Cloudinary thật; không gộp hai kết quả.</w:t>
+      </w:r>
+    </w:p>
+    <w:p>
+      <w:pPr>
+        <w:pStyle w:val="Heading2"/>
+      </w:pPr>
+      <w:r>
+        <w:t>Cách kiểm tra và bàn giao kết quả</w:t>
+      </w:r>
+    </w:p>
+    <w:p>
+      <w:r>
+        <w:t>Đọc phần code AI đề xuất cùng controller, service và test liên quan; kiểm tra lại quyền và dữ liệu trước khi chạy. Chạy ca đúng và ca bị từ chối, đối chiếu API với giao diện, rồi bàn giao phần giao nhau cho người phụ trách. Chỉ ghi hoàn thành khi có kết quả kiểm tra; phần dịch vụ giả lập và dịch vụ thật được tách rõ.</w:t>
       </w:r>
     </w:p>
     <w:p>

--- a/docs/reports/27_TV2_NguyenKieuThanh.docx
+++ b/docs/reports/27_TV2_NguyenKieuThanh.docx
@@ -277,7 +277,7 @@
               <w:rPr>
                 <w:sz w:val="18"/>
               </w:rPr>
-              <w:t>Cập nhật ngày 28/10/2026</w:t>
+              <w:t>Đồ án cuối kỳ</w:t>
             </w:r>
           </w:p>
         </w:tc>
@@ -286,7 +286,7 @@
     <w:p/>
     <w:p>
       <w:r>
-        <w:t>Đây là phân công API đã thống nhất ngày 28/10/2026, gồm phần tiếp nhận, kiểm thử và trình bày của thành viên. Tài liệu mô tả phần chức năng có trong source hiện tại, không xác nhận thay lịch sử đóng góp cá nhân. Người đứng tên cần rà soát, chỉnh theo công việc thực tế và tự trình bày được mã nguồn liên quan.</w:t>
+        <w:t>Báo cáo trình bày phần chức năng phụ trách trong dự án Góc Sách, gồm yêu cầu nghiệp vụ, luồng xử lý, API, kiểm thử và cách ứng dụng AI hỗ trợ phát triển. Các chức năng được tích hợp với những phân hệ còn lại thông qua hợp đồng dữ liệu và quy tắc phân quyền chung.</w:t>
       </w:r>
     </w:p>
     <w:tbl>
@@ -519,7 +519,7 @@
     </w:p>
     <w:p>
       <w:r>
-        <w:t>Khi trình bày, bắt đầu từ thao tác người dùng, theo request đến controller/service, chỉ ra dữ liệu đọc ghi và điều kiện từ chối. Chọn một trường hợp thành công và một trường hợp lỗi có ý nghĩa, tránh chỉ bấm qua màn hình.</w:t>
+        <w:t>Luồng xử lý bắt đầu từ thao tác người dùng, đi qua controller và service để kiểm tra dữ liệu, quyền truy cập và trạng thái nghiệp vụ. Kết quả được trả về giao diện hoặc API; các trường hợp không hợp lệ được từ chối trước khi thay đổi dữ liệu.</w:t>
       </w:r>
     </w:p>
     <w:tbl>
@@ -917,7 +917,7 @@
     <w:p/>
     <w:p>
       <w:r>
-        <w:t>Đoạn code là minh họa từ source bàn giao. Khi bảo vệ cần mở cả phương thức và lớp gọi để giải thích đầy đủ; không coi mười dòng trích là toàn bộ chức năng.</w:t>
+        <w:t>Đoạn mã minh họa thể hiện một bước xử lý trong service. Controller tiếp nhận yêu cầu, còn service áp dụng quy tắc nghiệp vụ và phối hợp với các thành phần dữ liệu liên quan.</w:t>
       </w:r>
     </w:p>
     <w:p>
@@ -935,7 +935,7 @@
     </w:p>
     <w:p>
       <w:r>
-        <w:t>Các prompt dưới đây được biên soạn và tái dựng theo phạm vi phát triển của Góc Sách, không phải bản xuất lịch sử chat. Thành viên đối chiếu với công việc thực tế trước khi dùng làm minh chứng. URL viết dạng path sử dụng base http://localhost:8080.</w:t>
+        <w:t>Các mẫu prompt dưới đây minh họa cách sử dụng AI cho từng chức năng, từ phân tích yêu cầu và thiết kế API đến kiểm thử. URL dạng path sử dụng base http://localhost:8080.</w:t>
       </w:r>
     </w:p>
     <w:p>
@@ -1058,12 +1058,12 @@
         <w:pStyle w:val="Heading1"/>
       </w:pPr>
       <w:r>
-        <w:t>3 Kiểm thử và kịch bản video</w:t>
+        <w:t>3 Kiểm thử và minh họa chức năng</w:t>
       </w:r>
     </w:p>
     <w:p>
       <w:r>
-        <w:t>Bộ test chung tại mốc bàn giao đạt 230 test. Thành viên không cần đọc tất cả log trong video, nhưng phải chỉ ra một test sát chức năng mình trình bày, nêu dữ liệu đầu vào, điều kiện mong đợi và kết quả. Fake payment không phải thanh toán ngân hàng thật.</w:t>
+        <w:t>Bộ kiểm thử chung gồm 230 test đạt. Các ca kiểm thử kết hợp luồng hợp lệ, dữ liệu sai, sai quyền và xung đột trạng thái. Thanh toán được kiểm tra bằng cổng mô phỏng để chủ động tạo các tình huống phản hồi.</w:t>
       </w:r>
     </w:p>
     <w:tbl>
@@ -1102,7 +1102,7 @@
                 <w:color w:val="FFFFFF"/>
                 <w:sz w:val="18"/>
               </w:rPr>
-              <w:t>Thời lượng gợi ý</w:t>
+              <w:t>Nhóm kiểm tra</w:t>
             </w:r>
           </w:p>
         </w:tc>
@@ -1154,7 +1154,7 @@
               <w:rPr>
                 <w:sz w:val="18"/>
               </w:rPr>
-              <w:t>0:00–0:30</w:t>
+              <w:t>Quyền truy cập</w:t>
             </w:r>
           </w:p>
         </w:tc>
@@ -1176,7 +1176,7 @@
               <w:rPr>
                 <w:sz w:val="18"/>
               </w:rPr>
-              <w:t>Xuất hiện trước camera, giới thiệu họ tên, MSSV và phạm vi đã xác nhận.</w:t>
+              <w:t>Xác định vai trò người dùng và phạm vi dữ liệu được phép truy cập.</w:t>
             </w:r>
           </w:p>
         </w:tc>
@@ -1203,7 +1203,7 @@
               <w:rPr>
                 <w:sz w:val="18"/>
               </w:rPr>
-              <w:t>0:30–1:40</w:t>
+              <w:t>Luồng hợp lệ</w:t>
             </w:r>
           </w:p>
         </w:tc>
@@ -1225,7 +1225,7 @@
               <w:rPr>
                 <w:sz w:val="18"/>
               </w:rPr>
-              <w:t>Demo một luồng chính bằng tài khoản đúng vai trò; giải thích dữ liệu trước và sau.</w:t>
+              <w:t>Thực hiện thao tác với đầu vào hợp lệ và đối chiếu kết quả trên giao diện, API và dữ liệu.</w:t>
             </w:r>
           </w:p>
         </w:tc>
@@ -1252,7 +1252,7 @@
               <w:rPr>
                 <w:sz w:val="18"/>
               </w:rPr>
-              <w:t>1:40–2:40</w:t>
+              <w:t>Dữ liệu và trạng thái</w:t>
             </w:r>
           </w:p>
         </w:tc>
@@ -1274,7 +1274,7 @@
               <w:rPr>
                 <w:sz w:val="18"/>
               </w:rPr>
-              <w:t>Mở controller/service liên quan, giải thích điều kiện quyền và quy tắc dữ liệu.</w:t>
+              <w:t>Kiểm tra điều kiện nghiệp vụ tại service và tính nhất quán trước, sau thao tác.</w:t>
             </w:r>
           </w:p>
         </w:tc>
@@ -1301,7 +1301,7 @@
               <w:rPr>
                 <w:sz w:val="18"/>
               </w:rPr>
-              <w:t>2:40–3:30</w:t>
+              <w:t>Xử lý lỗi</w:t>
             </w:r>
           </w:p>
         </w:tc>
@@ -1323,7 +1323,7 @@
               <w:rPr>
                 <w:sz w:val="18"/>
               </w:rPr>
-              <w:t>Demo một nhánh lỗi, chạy hoặc mở test có kết quả mới; nói rõ cách xử lý.</w:t>
+              <w:t>Kiểm tra dữ liệu không hợp lệ, sai quyền và xung đột; xác nhận hệ thống trả lỗi phù hợp.</w:t>
             </w:r>
           </w:p>
         </w:tc>
@@ -1350,7 +1350,7 @@
               <w:rPr>
                 <w:sz w:val="18"/>
               </w:rPr>
-              <w:t>3:30–4:00</w:t>
+              <w:t>Tích hợp</w:t>
             </w:r>
           </w:p>
         </w:tc>
@@ -1372,7 +1372,7 @@
               <w:rPr>
                 <w:sz w:val="18"/>
               </w:rPr>
-              <w:t>Nêu cách AI đã hỗ trợ thực tế, phần tự kiểm tra và giới hạn còn lại.</w:t>
+              <w:t>Kiểm tra dữ liệu trao đổi giữa các phân hệ và đối chiếu hợp đồng API.</w:t>
             </w:r>
           </w:p>
         </w:tc>
@@ -1384,32 +1384,32 @@
         <w:pStyle w:val="Heading2"/>
       </w:pPr>
       <w:r>
-        <w:t>Câu hỏi tự luyện trước khi báo cáo</w:t>
+        <w:t>Các tiêu chí kiểm tra</w:t>
       </w:r>
     </w:p>
     <w:p>
       <w:r>
-        <w:t>Dữ liệu này thuộc người dùng hoặc shop nào và server kiểm tra ở đâu?</w:t>
+        <w:t>Dữ liệu được giới hạn theo chủ sở hữu và quyền của thành viên cửa hàng.</w:t>
       </w:r>
     </w:p>
     <w:p>
       <w:r>
-        <w:t>Nếu request gửi lại hoặc hai người cùng sửa thì điều gì ngăn dữ liệu sai?</w:t>
+        <w:t>Request gửi lặp và cập nhật đồng thời được kiểm soát bằng cơ chế phù hợp với từng nghiệp vụ.</w:t>
       </w:r>
     </w:p>
     <w:p>
       <w:r>
-        <w:t>Dữ liệu nào được chốt trong đơn và vì sao không đọc giá hiện tại?</w:t>
+        <w:t>Các giá trị đã chốt trong đơn được giữ ổn định khi dữ liệu danh mục hoặc cấu hình thay đổi.</w:t>
       </w:r>
     </w:p>
     <w:p>
       <w:r>
-        <w:t>Phần nào đang dùng dịch vụ thật, phần nào giả lập; có thể chứng minh bằng test nào?</w:t>
+        <w:t>Các adapter dịch vụ được kiểm tra độc lập và kết hợp trong luồng tích hợp.</w:t>
       </w:r>
     </w:p>
     <w:p>
       <w:r>
-        <w:t>Bổ sung commit hoặc review thật tương ứng với phần việc đã thực hiện. Không chia tác giả giả hoặc tạo commit rỗng chỉ để làm bằng chứng. Rubric đã có điểm nhóm tự chấm 7,8/10; mỗi thành viên cần tự chuẩn bị phần giải thích và video.</w:t>
+        <w:t>Kết quả kiểm tra được đối chiếu giữa giao diện, API và dữ liệu để bảo đảm chức năng hoạt động thống nhất trong luồng chung của hệ thống.</w:t>
       </w:r>
     </w:p>
     <w:p>
@@ -1427,7 +1427,7 @@
     </w:p>
     <w:p>
       <w:r>
-        <w:t>Base mặc định http://localhost:8080; demo dùng http://127.0.0.1:18082. Thay port theo máy chạy. Các URL có tham số trong dấu ngoặc nhọn phải thay bằng ID hoặc slug thực tế. API riêng dùng Authorization: Bearer &lt;token&gt;.</w:t>
+        <w:t>Base mặc định http://localhost:8080. Thay port theo máy chạy. Các URL có tham số trong dấu ngoặc nhọn phải thay bằng ID hoặc slug thực tế. API riêng dùng Authorization: Bearer &lt;token&gt;.</w:t>
       </w:r>
     </w:p>
     <w:p>
@@ -2563,7 +2563,7 @@
       <w:pStyle w:val="Footer"/>
     </w:pPr>
     <w:r>
-      <w:t xml:space="preserve">Hồ sơ ngày 28 tháng 10 năm 2026                                           </w:t>
+      <w:t xml:space="preserve">Góc Sách • Đồ án Lập trình Web                                           </w:t>
     </w:r>
     <w:fldSimple w:instr="PAGE"/>
   </w:p>
